--- a/bestapply/products/immigrant-job-search-system/chapters/05-the-work-authorization-checkbox.fa.docx
+++ b/bestapply/products/immigrant-job-search-system/chapters/05-the-work-authorization-checkbox.fa.docx
@@ -2001,7 +2001,7 @@
         <w:rPr>
           <w:rtl/>
         </w:rPr>
-        <w:t xml:space="preserve">برای هر چهار: این خط رو توی header resume بذار، درست زیر اسم و اطلاعات تماست. نه توی summary. نه توی skills. توی header — که ناحیه‌ایه که هر ATS اول parse می‌کنه، و چشم هر recruiter اول اون‌جا می‌افته.</w:t>
+        <w:t xml:space="preserve">برای هر چهار حالت: این خط رو توی header resume بذار، درست زیر اسم و اطلاعات تماست. نه توی summary. نه توی skills. توی header — که ناحیه‌ایه که هر ATS اول parse می‌کنه، و چشم هر recruiter اول اون‌جا می‌افته.</w:t>
       </w:r>
     </w:p>
     <w:p>
